--- a/klagomål/A 32328-2025 FSC-klagomål.docx
+++ b/klagomål/A 32328-2025 FSC-klagomål.docx
@@ -708,7 +708,7 @@
     <w:r>
       <w:tab/>
       <w:tab/>
-      <w:t>2026-09-14</w:t>
+      <w:t>2026-09-15</w:t>
       <w:br/>
       <w:br/>
     </w:r>

--- a/klagomål/A 32328-2025 FSC-klagomål.docx
+++ b/klagomål/A 32328-2025 FSC-klagomål.docx
@@ -708,7 +708,7 @@
     <w:r>
       <w:tab/>
       <w:tab/>
-      <w:t>2026-09-15</w:t>
+      <w:t>2026-09-16</w:t>
       <w:br/>
       <w:br/>
     </w:r>

--- a/klagomål/A 32328-2025 FSC-klagomål.docx
+++ b/klagomål/A 32328-2025 FSC-klagomål.docx
@@ -708,7 +708,7 @@
     <w:r>
       <w:tab/>
       <w:tab/>
-      <w:t>2026-09-16</w:t>
+      <w:t>2026-09-17</w:t>
       <w:br/>
       <w:br/>
     </w:r>

--- a/klagomål/A 32328-2025 FSC-klagomål.docx
+++ b/klagomål/A 32328-2025 FSC-klagomål.docx
@@ -708,7 +708,7 @@
     <w:r>
       <w:tab/>
       <w:tab/>
-      <w:t>2026-09-17</w:t>
+      <w:t>2026-09-18</w:t>
       <w:br/>
       <w:br/>
     </w:r>

--- a/klagomål/A 32328-2025 FSC-klagomål.docx
+++ b/klagomål/A 32328-2025 FSC-klagomål.docx
@@ -708,7 +708,7 @@
     <w:r>
       <w:tab/>
       <w:tab/>
-      <w:t>2026-09-18</w:t>
+      <w:t>2026-09-19</w:t>
       <w:br/>
       <w:br/>
     </w:r>

--- a/klagomål/A 32328-2025 FSC-klagomål.docx
+++ b/klagomål/A 32328-2025 FSC-klagomål.docx
@@ -708,7 +708,7 @@
     <w:r>
       <w:tab/>
       <w:tab/>
-      <w:t>2026-09-19</w:t>
+      <w:t>2026-09-21</w:t>
       <w:br/>
       <w:br/>
     </w:r>

--- a/klagomål/A 32328-2025 FSC-klagomål.docx
+++ b/klagomål/A 32328-2025 FSC-klagomål.docx
@@ -708,7 +708,7 @@
     <w:r>
       <w:tab/>
       <w:tab/>
-      <w:t>2026-09-21</w:t>
+      <w:t>2026-09-23</w:t>
       <w:br/>
       <w:br/>
     </w:r>

--- a/klagomål/A 32328-2025 FSC-klagomål.docx
+++ b/klagomål/A 32328-2025 FSC-klagomål.docx
@@ -708,7 +708,7 @@
     <w:r>
       <w:tab/>
       <w:tab/>
-      <w:t>2026-09-23</w:t>
+      <w:t>2026-09-24</w:t>
       <w:br/>
       <w:br/>
     </w:r>

--- a/klagomål/A 32328-2025 FSC-klagomål.docx
+++ b/klagomål/A 32328-2025 FSC-klagomål.docx
@@ -708,7 +708,7 @@
     <w:r>
       <w:tab/>
       <w:tab/>
-      <w:t>2026-09-24</w:t>
+      <w:t>2026-09-25</w:t>
       <w:br/>
       <w:br/>
     </w:r>

--- a/klagomål/A 32328-2025 FSC-klagomål.docx
+++ b/klagomål/A 32328-2025 FSC-klagomål.docx
@@ -708,7 +708,7 @@
     <w:r>
       <w:tab/>
       <w:tab/>
-      <w:t>2026-09-25</w:t>
+      <w:t>2026-09-26</w:t>
       <w:br/>
       <w:br/>
     </w:r>

--- a/klagomål/A 32328-2025 FSC-klagomål.docx
+++ b/klagomål/A 32328-2025 FSC-klagomål.docx
@@ -178,7 +178,7 @@
       <w:r>
         <w:drawing>
           <wp:inline xmlns:a="http://schemas.openxmlformats.org/drawingml/2006/main" xmlns:pic="http://schemas.openxmlformats.org/drawingml/2006/picture">
-            <wp:extent cx="5486400" cy="5246959"/>
+            <wp:extent cx="5486400" cy="5365737"/>
             <wp:docPr id="1" name="Picture 1"/>
             <wp:cNvGraphicFramePr>
               <a:graphicFrameLocks noChangeAspect="1"/>
@@ -199,7 +199,7 @@
                   <pic:spPr>
                     <a:xfrm>
                       <a:off x="0" y="0"/>
-                      <a:ext cx="5486400" cy="5246959"/>
+                      <a:ext cx="5486400" cy="5365737"/>
                     </a:xfrm>
                     <a:prstGeom prst="rect"/>
                   </pic:spPr>
@@ -221,7 +221,7 @@
     </w:p>
     <w:p>
       <w:r>
-        <w:t>I avverkningsanmälan finns fynd av 1 naturvårdsarter, varav 1 är rödlistad och 1 är typisk (T): ullticka (NT, T). Se Figur 1.</w:t>
+        <w:t>I avverkningsanmälan finns fynd av 2 naturvårdsarter, varav 2 är rödlistade och 2 är typiska (T): dropptaggsvamp (NT, T) och ullticka (NT, T). Se Figur 1.</w:t>
       </w:r>
     </w:p>
     <w:p>
@@ -245,6 +245,26 @@
     <w:p>
       <w:r>
         <w:t>Nedan följer beskrivningar av de naturvårdsarter och fridlysta arter som har sina livsmiljöer och växtplatser i den avverkningsanmälda skogen. De påträffade naturvårdsarterna är ett tydligt kvitto på att det rör sig om en skog med höga naturvärden.</w:t>
+      </w:r>
+    </w:p>
+    <w:p>
+      <w:r>
+        <w:rPr>
+          <w:b/>
+        </w:rPr>
+        <w:t>Dropptaggsvamp (NT)</w:t>
+      </w:r>
+      <w:r>
+        <w:t xml:space="preserve"> bildar mykorrhiza med tall, främst i barrskog med trädkontinuitet, i magra, torra och ljusöppna lavtallskogar och i barrblandskogar med friskmossor och lingon i fältskiktet. Den totala populationen i landet har minskat och bedöms fortsätta minska till följd av slutavverkningar av tallskog. Det är högst oklart om arten långsiktigt kan etablera och reproducera sig i skogsbestånd som brukas med trakthyggesmetoder, markberedning, gödsling eller föryngring med förädlat plantmaterial. Uppfyller kriterierna för att bli rödlistad på grund av ny kunskap som visar att en större andel av populationen än tidigare bedömt är knuten till kontinuitetsbarrskog. Minskningstakten för den svenska populationen bedöms vara nära gränsvärdet för Sårbar (VU). Dropptaggsvamp är typisk art för </w:t>
+      </w:r>
+      <w:r>
+        <w:rPr>
+          <w:i/>
+        </w:rPr>
+        <w:t xml:space="preserve">9010 Taiga </w:t>
+      </w:r>
+      <w:r>
+        <w:t>(SLU Artdatabanken, 2026).</w:t>
       </w:r>
     </w:p>
     <w:p>
@@ -393,7 +413,7 @@
         <w:rPr>
           <w:i/>
         </w:rPr>
-        <w:t>I det avverkningsanmälda skogsområdet har 1 naturvårdsarter varav 1 rödlistade arter sina livsmiljöer och växtplatser.</w:t>
+        <w:t>I det avverkningsanmälda skogsområdet har 2 naturvårdsarter varav 2 rödlistade arter sina livsmiljöer och växtplatser.</w:t>
       </w:r>
     </w:p>
     <w:p>
@@ -708,7 +728,7 @@
     <w:r>
       <w:tab/>
       <w:tab/>
-      <w:t>2026-09-26</w:t>
+      <w:t>2026-09-27</w:t>
       <w:br/>
       <w:br/>
     </w:r>

--- a/klagomål/A 32328-2025 FSC-klagomål.docx
+++ b/klagomål/A 32328-2025 FSC-klagomål.docx
@@ -728,7 +728,7 @@
     <w:r>
       <w:tab/>
       <w:tab/>
-      <w:t>2026-09-27</w:t>
+      <w:t>2026-09-28</w:t>
       <w:br/>
       <w:br/>
     </w:r>

--- a/klagomål/A 32328-2025 FSC-klagomål.docx
+++ b/klagomål/A 32328-2025 FSC-klagomål.docx
@@ -728,7 +728,7 @@
     <w:r>
       <w:tab/>
       <w:tab/>
-      <w:t>2026-09-28</w:t>
+      <w:t>2026-09-29</w:t>
       <w:br/>
       <w:br/>
     </w:r>

--- a/klagomål/A 32328-2025 FSC-klagomål.docx
+++ b/klagomål/A 32328-2025 FSC-klagomål.docx
@@ -728,7 +728,7 @@
     <w:r>
       <w:tab/>
       <w:tab/>
-      <w:t>2026-09-29</w:t>
+      <w:t>2026-09-30</w:t>
       <w:br/>
       <w:br/>
     </w:r>

--- a/klagomål/A 32328-2025 FSC-klagomål.docx
+++ b/klagomål/A 32328-2025 FSC-klagomål.docx
@@ -728,7 +728,7 @@
     <w:r>
       <w:tab/>
       <w:tab/>
-      <w:t>2026-09-30</w:t>
+      <w:t>2026-10-01</w:t>
       <w:br/>
       <w:br/>
     </w:r>

--- a/klagomål/A 32328-2025 FSC-klagomål.docx
+++ b/klagomål/A 32328-2025 FSC-klagomål.docx
@@ -728,7 +728,7 @@
     <w:r>
       <w:tab/>
       <w:tab/>
-      <w:t>2026-10-01</w:t>
+      <w:t>2026-10-02</w:t>
       <w:br/>
       <w:br/>
     </w:r>

--- a/klagomål/A 32328-2025 FSC-klagomål.docx
+++ b/klagomål/A 32328-2025 FSC-klagomål.docx
@@ -728,7 +728,7 @@
     <w:r>
       <w:tab/>
       <w:tab/>
-      <w:t>2026-10-02</w:t>
+      <w:t>2026-10-03</w:t>
       <w:br/>
       <w:br/>
     </w:r>

--- a/klagomål/A 32328-2025 FSC-klagomål.docx
+++ b/klagomål/A 32328-2025 FSC-klagomål.docx
@@ -728,7 +728,7 @@
     <w:r>
       <w:tab/>
       <w:tab/>
-      <w:t>2026-10-03</w:t>
+      <w:t>2026-10-04</w:t>
       <w:br/>
       <w:br/>
     </w:r>

--- a/klagomål/A 32328-2025 FSC-klagomål.docx
+++ b/klagomål/A 32328-2025 FSC-klagomål.docx
@@ -728,7 +728,7 @@
     <w:r>
       <w:tab/>
       <w:tab/>
-      <w:t>2026-10-04</w:t>
+      <w:t>2026-10-05</w:t>
       <w:br/>
       <w:br/>
     </w:r>

--- a/klagomål/A 32328-2025 FSC-klagomål.docx
+++ b/klagomål/A 32328-2025 FSC-klagomål.docx
@@ -728,7 +728,7 @@
     <w:r>
       <w:tab/>
       <w:tab/>
-      <w:t>2026-10-05</w:t>
+      <w:t>2026-10-06</w:t>
       <w:br/>
       <w:br/>
     </w:r>

--- a/klagomål/A 32328-2025 FSC-klagomål.docx
+++ b/klagomål/A 32328-2025 FSC-klagomål.docx
@@ -728,7 +728,7 @@
     <w:r>
       <w:tab/>
       <w:tab/>
-      <w:t>2026-10-06</w:t>
+      <w:t>2026-10-07</w:t>
       <w:br/>
       <w:br/>
     </w:r>

--- a/klagomål/A 32328-2025 FSC-klagomål.docx
+++ b/klagomål/A 32328-2025 FSC-klagomål.docx
@@ -728,7 +728,7 @@
     <w:r>
       <w:tab/>
       <w:tab/>
-      <w:t>2026-10-07</w:t>
+      <w:t>2026-10-08</w:t>
       <w:br/>
       <w:br/>
     </w:r>

--- a/klagomål/A 32328-2025 FSC-klagomål.docx
+++ b/klagomål/A 32328-2025 FSC-klagomål.docx
@@ -728,7 +728,7 @@
     <w:r>
       <w:tab/>
       <w:tab/>
-      <w:t>2026-10-08</w:t>
+      <w:t>2026-10-09</w:t>
       <w:br/>
       <w:br/>
     </w:r>

--- a/klagomål/A 32328-2025 FSC-klagomål.docx
+++ b/klagomål/A 32328-2025 FSC-klagomål.docx
@@ -728,7 +728,7 @@
     <w:r>
       <w:tab/>
       <w:tab/>
-      <w:t>2026-10-09</w:t>
+      <w:t>2026-10-10</w:t>
       <w:br/>
       <w:br/>
     </w:r>

--- a/klagomål/A 32328-2025 FSC-klagomål.docx
+++ b/klagomål/A 32328-2025 FSC-klagomål.docx
@@ -728,7 +728,7 @@
     <w:r>
       <w:tab/>
       <w:tab/>
-      <w:t>2026-10-10</w:t>
+      <w:t>2026-10-11</w:t>
       <w:br/>
       <w:br/>
     </w:r>

--- a/klagomål/A 32328-2025 FSC-klagomål.docx
+++ b/klagomål/A 32328-2025 FSC-klagomål.docx
@@ -728,7 +728,7 @@
     <w:r>
       <w:tab/>
       <w:tab/>
-      <w:t>2026-10-11</w:t>
+      <w:t>2026-10-12</w:t>
       <w:br/>
       <w:br/>
     </w:r>

--- a/klagomål/A 32328-2025 FSC-klagomål.docx
+++ b/klagomål/A 32328-2025 FSC-klagomål.docx
@@ -728,7 +728,7 @@
     <w:r>
       <w:tab/>
       <w:tab/>
-      <w:t>2026-10-12</w:t>
+      <w:t>2026-10-13</w:t>
       <w:br/>
       <w:br/>
     </w:r>

--- a/klagomål/A 32328-2025 FSC-klagomål.docx
+++ b/klagomål/A 32328-2025 FSC-klagomål.docx
@@ -728,7 +728,7 @@
     <w:r>
       <w:tab/>
       <w:tab/>
-      <w:t>2026-10-13</w:t>
+      <w:t>2026-10-14</w:t>
       <w:br/>
       <w:br/>
     </w:r>

--- a/klagomål/A 32328-2025 FSC-klagomål.docx
+++ b/klagomål/A 32328-2025 FSC-klagomål.docx
@@ -728,7 +728,7 @@
     <w:r>
       <w:tab/>
       <w:tab/>
-      <w:t>2026-10-14</w:t>
+      <w:t>2026-10-15</w:t>
       <w:br/>
       <w:br/>
     </w:r>

--- a/klagomål/A 32328-2025 FSC-klagomål.docx
+++ b/klagomål/A 32328-2025 FSC-klagomål.docx
@@ -728,7 +728,7 @@
     <w:r>
       <w:tab/>
       <w:tab/>
-      <w:t>2026-10-15</w:t>
+      <w:t>2026-10-16</w:t>
       <w:br/>
       <w:br/>
     </w:r>

--- a/klagomål/A 32328-2025 FSC-klagomål.docx
+++ b/klagomål/A 32328-2025 FSC-klagomål.docx
@@ -728,7 +728,7 @@
     <w:r>
       <w:tab/>
       <w:tab/>
-      <w:t>2026-10-16</w:t>
+      <w:t>2026-10-17</w:t>
       <w:br/>
       <w:br/>
     </w:r>

--- a/klagomål/A 32328-2025 FSC-klagomål.docx
+++ b/klagomål/A 32328-2025 FSC-klagomål.docx
@@ -728,7 +728,7 @@
     <w:r>
       <w:tab/>
       <w:tab/>
-      <w:t>2026-10-17</w:t>
+      <w:t>2026-10-18</w:t>
       <w:br/>
       <w:br/>
     </w:r>

--- a/klagomål/A 32328-2025 FSC-klagomål.docx
+++ b/klagomål/A 32328-2025 FSC-klagomål.docx
@@ -728,7 +728,7 @@
     <w:r>
       <w:tab/>
       <w:tab/>
-      <w:t>2026-10-18</w:t>
+      <w:t>2026-10-19</w:t>
       <w:br/>
       <w:br/>
     </w:r>

--- a/klagomål/A 32328-2025 FSC-klagomål.docx
+++ b/klagomål/A 32328-2025 FSC-klagomål.docx
@@ -728,7 +728,7 @@
     <w:r>
       <w:tab/>
       <w:tab/>
-      <w:t>2026-10-19</w:t>
+      <w:t>2026-10-20</w:t>
       <w:br/>
       <w:br/>
     </w:r>

--- a/klagomål/A 32328-2025 FSC-klagomål.docx
+++ b/klagomål/A 32328-2025 FSC-klagomål.docx
@@ -728,7 +728,7 @@
     <w:r>
       <w:tab/>
       <w:tab/>
-      <w:t>2026-10-20</w:t>
+      <w:t>2026-10-21</w:t>
       <w:br/>
       <w:br/>
     </w:r>

--- a/klagomål/A 32328-2025 FSC-klagomål.docx
+++ b/klagomål/A 32328-2025 FSC-klagomål.docx
@@ -728,7 +728,7 @@
     <w:r>
       <w:tab/>
       <w:tab/>
-      <w:t>2026-10-21</w:t>
+      <w:t>2026-10-22</w:t>
       <w:br/>
       <w:br/>
     </w:r>

--- a/klagomål/A 32328-2025 FSC-klagomål.docx
+++ b/klagomål/A 32328-2025 FSC-klagomål.docx
@@ -728,7 +728,7 @@
     <w:r>
       <w:tab/>
       <w:tab/>
-      <w:t>2026-10-22</w:t>
+      <w:t>2026-10-23</w:t>
       <w:br/>
       <w:br/>
     </w:r>

--- a/klagomål/A 32328-2025 FSC-klagomål.docx
+++ b/klagomål/A 32328-2025 FSC-klagomål.docx
@@ -728,7 +728,7 @@
     <w:r>
       <w:tab/>
       <w:tab/>
-      <w:t>2026-10-23</w:t>
+      <w:t>2026-10-24</w:t>
       <w:br/>
       <w:br/>
     </w:r>

--- a/klagomål/A 32328-2025 FSC-klagomål.docx
+++ b/klagomål/A 32328-2025 FSC-klagomål.docx
@@ -728,7 +728,7 @@
     <w:r>
       <w:tab/>
       <w:tab/>
-      <w:t>2026-10-24</w:t>
+      <w:t>2026-10-25</w:t>
       <w:br/>
       <w:br/>
     </w:r>

--- a/klagomål/A 32328-2025 FSC-klagomål.docx
+++ b/klagomål/A 32328-2025 FSC-klagomål.docx
@@ -728,7 +728,7 @@
     <w:r>
       <w:tab/>
       <w:tab/>
-      <w:t>2026-10-25</w:t>
+      <w:t>2026-10-26</w:t>
       <w:br/>
       <w:br/>
     </w:r>

--- a/klagomål/A 32328-2025 FSC-klagomål.docx
+++ b/klagomål/A 32328-2025 FSC-klagomål.docx
@@ -728,7 +728,7 @@
     <w:r>
       <w:tab/>
       <w:tab/>
-      <w:t>2026-10-26</w:t>
+      <w:t>2026-10-27</w:t>
       <w:br/>
       <w:br/>
     </w:r>

--- a/klagomål/A 32328-2025 FSC-klagomål.docx
+++ b/klagomål/A 32328-2025 FSC-klagomål.docx
@@ -728,7 +728,7 @@
     <w:r>
       <w:tab/>
       <w:tab/>
-      <w:t>2026-10-27</w:t>
+      <w:t>2026-10-28</w:t>
       <w:br/>
       <w:br/>
     </w:r>

--- a/klagomål/A 32328-2025 FSC-klagomål.docx
+++ b/klagomål/A 32328-2025 FSC-klagomål.docx
@@ -728,7 +728,7 @@
     <w:r>
       <w:tab/>
       <w:tab/>
-      <w:t>2026-10-28</w:t>
+      <w:t>2026-10-29</w:t>
       <w:br/>
       <w:br/>
     </w:r>

--- a/klagomål/A 32328-2025 FSC-klagomål.docx
+++ b/klagomål/A 32328-2025 FSC-klagomål.docx
@@ -728,7 +728,7 @@
     <w:r>
       <w:tab/>
       <w:tab/>
-      <w:t>2026-10-29</w:t>
+      <w:t>2026-10-31</w:t>
       <w:br/>
       <w:br/>
     </w:r>
